--- a/en/discovery-articles/5.2 Quantum Mechanics.docx
+++ b/en/discovery-articles/5.2 Quantum Mechanics.docx
@@ -57,7 +57,7 @@
           <w:i w:val="0"/>
           <w:sz w:val="22"/>
         </w:rPr>
-        <w:t>Quantum mechanics explains how atoms, electrons, and light behave. Its rules can seem strange, but tests confirm them with extraordinary accuracy, and modern electronics depends on them.</w:t>
+        <w:t>Quantum mechanics explains how atoms, electrons, and light behave when they are very small. Its rules can seem strange, but tests confirm them with extraordinary accuracy, and modern electronics depends on them.</w:t>
       </w:r>
     </w:p>
     <w:p>
@@ -171,7 +171,7 @@
           <w:i w:val="0"/>
           <w:sz w:val="22"/>
         </w:rPr>
-        <w:t>Quantum mechanics is the physics of very small things, including atoms, electrons, and particles of light. A quantum is a fixed packet of energy. An electron can spread out like a wave, yet arrive at a detector as one particle. The theory predicts the chance of each result rather than one certain path.</w:t>
+        <w:t>Quantum mechanics is the physics of very small things, including atoms, electrons, and particles of light. A quantum is a fixed packet of energy, not a smooth dribble you can slice as finely as you like. An electron can spread out like a wave while it travels, yet it still arrives at a detector as one particle. The theory does not promise one certain path. It predicts the chance of each allowed result, and those chances match experiment with remarkable precision.</w:t>
       </w:r>
     </w:p>
     <w:p>
@@ -200,7 +200,7 @@
           <w:i w:val="0"/>
           <w:sz w:val="22"/>
         </w:rPr>
-        <w:t>No one person invented quantum mechanics. Max Planck proposed energy packets in 1900. Albert Einstein used light packets, later called photons, to explain how light can release electrons from metal. In the 1920s, Niels Bohr, Werner Heisenberg, Erwin Schrödinger, Max Born, Paul Dirac, and others turned these clues into a full theory.</w:t>
+        <w:t>No one person invented quantum mechanics. Max Planck proposed energy packets in 1900 to explain how hot objects glow. Albert Einstein used packets of light, later called photons, to explain the photoelectric effect: light can knock electrons out of metal. In the 1920s, Niels Bohr, Werner Heisenberg, Erwin Schrödinger, Max Born, Paul Dirac, and others turned these clues into a full theory.</w:t>
       </w:r>
     </w:p>
     <w:p>
@@ -229,7 +229,7 @@
           <w:i w:val="0"/>
           <w:sz w:val="22"/>
         </w:rPr>
-        <w:t>Older physics could not explain the colours of light from atoms, the glow of hot objects, or the photoelectric effect. Better experiments exposed these gaps. By 1927, physicists had most of the mathematical framework. They still disagreed about its meaning, but experiments kept supporting its predictions.</w:t>
+        <w:t>Older physics could not explain the colours of light from atoms, the glow of hot objects, or the photoelectric effect. Better experiments exposed these gaps. By 1927, physicists had most of the mathematical framework. They still disagreed about what the maths meant, but experiments kept supporting its predictions.</w:t>
       </w:r>
     </w:p>
     <w:p>
@@ -258,7 +258,7 @@
           <w:i w:val="0"/>
           <w:sz w:val="22"/>
         </w:rPr>
-        <w:t>The theory explained why atoms are stable, how chemical bonds form, and why materials conduct electricity in different ways. Heisenberg's uncertainty principle says that some pairs of properties, such as position and momentum, cannot both have perfectly sharp values. This is part of nature at this scale, not simply a poor measuring tool.</w:t>
+        <w:t>The theory explained why atoms are stable, how chemical bonds form, and why materials conduct electricity in different ways. Heisenberg's uncertainty principle says that some pairs of properties, such as position and momentum (how much motion a particle has in a given direction), cannot both have perfectly sharp values at once. This is part of nature at this scale, not simply a poor measuring tool.</w:t>
       </w:r>
     </w:p>
     <w:p>

--- a/en/discovery-articles/5.2 Quantum Mechanics.docx
+++ b/en/discovery-articles/5.2 Quantum Mechanics.docx
@@ -346,7 +346,7 @@
           <w:color w:val="004E8C"/>
           <w:sz w:val="24"/>
         </w:rPr>
-        <w:t>A. Books and major scholarly works</w:t>
+        <w:t>Books and major scholarly works</w:t>
       </w:r>
     </w:p>
     <w:p>
@@ -385,7 +385,7 @@
           <w:color w:val="004E8C"/>
           <w:sz w:val="24"/>
         </w:rPr>
-        <w:t>C. Institutional and encyclopedic sources</w:t>
+        <w:t>Institutional and encyclopedic sources</w:t>
       </w:r>
     </w:p>
     <w:p>
